--- a/public/documents/HZISL_Competition_Handbook_2026-27.docx
+++ b/public/documents/HZISL_Competition_Handbook_2026-27.docx
@@ -78,7 +78,7 @@
         <w:jc w:val="center"/>
       </w:pPr>
       <w:r>
-        <w:t>The common framework for every HZISL football and basketball division.</w:t>
+        <w:t>The common framework for every HZISL football, basketball and volleyball division.</w:t>
       </w:r>
     </w:p>
     <w:p>
@@ -542,7 +542,7 @@
           <w:color w:val="0B2545"/>
           <w:sz w:val="22"/>
         </w:rPr>
-        <w:t>Sports: football and basketball.</w:t>
+        <w:t>Sports: football, basketball and volleyball.</w:t>
       </w:r>
     </w:p>
     <w:p>
@@ -1649,6 +1649,23 @@
           <w:color w:val="0B2545"/>
           <w:sz w:val="22"/>
         </w:rPr>
+        <w:t>Volleyball: the referee crew controls play; the scorer records rotations, set scores, substitutions and sanctions under the crew’s authority.</w:t>
+      </w:r>
+    </w:p>
+    <w:p>
+      <w:pPr>
+        <w:numPr>
+          <w:ilvl w:val="0"/>
+          <w:numId w:val="10"/>
+        </w:numPr>
+        <w:spacing w:after="80"/>
+      </w:pPr>
+      <w:r>
+        <w:rPr>
+          <w:rFonts w:ascii="Calibri" w:hAnsi="Calibri" w:eastAsia="Calibri"/>
+          <w:color w:val="0B2545"/>
+          <w:sz w:val="22"/>
+        </w:rPr>
         <w:t>Coaches communicate respectfully through the permitted channel and keep substitutes and spectators under control.</w:t>
       </w:r>
     </w:p>
@@ -2208,7 +2225,7 @@
           <w:color w:val="0B2545"/>
           <w:sz w:val="22"/>
         </w:rPr>
-        <w:t>League-table methods and sport-specific forfeits are stated in the Football Rules and Basketball Rules. The published app table is provisional until the season is certified.</w:t>
+        <w:t>League-table methods and sport-specific forfeits are stated in the Football, Basketball and Volleyball Rules. The published app table is provisional until the season is certified.</w:t>
       </w:r>
     </w:p>
     <w:p>
@@ -2409,7 +2426,7 @@
           <w:color w:val="0B2545"/>
           <w:sz w:val="22"/>
         </w:rPr>
-        <w:t>The incorporated IFAB or FIBA rules, only where HZISL has not made a local modification.</w:t>
+        <w:t>The incorporated IFAB, FIBA or FIVB rules, only where HZISL has not made a local modification.</w:t>
       </w:r>
     </w:p>
     <w:p>
@@ -4903,7 +4920,7 @@
               <w:rPr>
                 <w:sz w:val="18"/>
               </w:rPr>
-              <w:t>□ Football  □ Basketball     □ MS  □ HS     □ Boys  □ Girls</w:t>
+              <w:t>□ Football  □ Basketball  □ Volleyball     □ MS  □ HS     □ Boys  □ Girls</w:t>
             </w:r>
           </w:p>
         </w:tc>
